--- a/daily-reports/2026-10-05/report.docx
+++ b/daily-reports/2026-10-05/report.docx
@@ -28,20 +28,20 @@
         <w:pStyle w:val="Heading2"/>
       </w:pPr>
       <w:r>
-        <w:t>1. rehan-remade/universal-modder  ⭐ 3,366</w:t>
+        <w:t>1. rehan-remade/universal-modder  ⭐ 3,392</w:t>
       </w:r>
     </w:p>
     <w:p>
       <w:r>
-        <w:t>语言：Python ｜ Stars：3,366 ｜ Forks：292</w:t>
+        <w:t>语言：Python ｜ Stars：3,392 ｜ Forks：293</w:t>
         <w:br/>
       </w:r>
       <w:r>
-        <w:t>这是什么：这是一个让AI助手Claude帮你修改几乎所有电脑游戏的开源工具包。它提供了各种技能和工具，能自动分析游戏文件、生成美术和音效，甚至测试修改效果。</w:t>
+        <w:t>这是什么：这是一个让AI助手Claude帮你修改几乎所有电脑游戏的开源工具包。它包含了一系列技能和工具，能自动分析游戏文件、生成美术资源（比如3D模型、音效），并测试修改效果。</w:t>
         <w:br/>
       </w:r>
       <w:r>
-        <w:t>能用来做什么：你可以用它给游戏添加新角色、新道具，或者制作游戏视频展示你的修改成果。</w:t>
+        <w:t>能用来做什么：你可以用它给游戏添加新角色、新道具，或者调整游戏难度，甚至制作展示视频。</w:t>
         <w:br/>
       </w:r>
       <w:r>
@@ -49,7 +49,7 @@
         <w:br/>
       </w:r>
       <w:r>
-        <w:t>对新手有什么帮助：适合对游戏修改感兴趣的新手，即使不懂编程也能借助AI轻松上手，体验创造游戏的乐趣。</w:t>
+        <w:t>对新手有什么帮助：即使你不会编程，也能借助AI轻松修改游戏，体验创造的乐趣，同时学习游戏修改的基本原理。</w:t>
         <w:br/>
       </w:r>
       <w:r>
@@ -61,28 +61,28 @@
         <w:pStyle w:val="Heading2"/>
       </w:pPr>
       <w:r>
-        <w:t>2. CopilotKit/OpenDots  ⭐ 3,291</w:t>
+        <w:t>2. CopilotKit/OpenDots  ⭐ 3,303</w:t>
       </w:r>
     </w:p>
     <w:p>
       <w:r>
-        <w:t>语言：TypeScript ｜ Stars：3,291 ｜ Forks：434</w:t>
+        <w:t>语言：TypeScript ｜ Stars：3,303 ｜ Forks：439</w:t>
         <w:br/>
       </w:r>
       <w:r>
-        <w:t>这是什么：这是一个开源的AI同事系统，可以同时在文字聊天、语音通话和Slack中与你协作。它就像一个随时在线的智能助手，能跨平台帮你处理任务。</w:t>
+        <w:t>这是什么：这是一个AI同事系统，可以随时在文字聊天、语音通话和Slack之间切换，帮你处理工作。它就像一个虚拟助手，能理解你的需求并自动完成任务。</w:t>
         <w:br/>
       </w:r>
       <w:r>
-        <w:t>能用来做什么：你可以用它自动回复消息、安排会议，或者在团队协作中充当智能助理。</w:t>
+        <w:t>能用来做什么：适合团队协作，比如自动回复消息、安排会议、整理文档，或者作为客服机器人。</w:t>
         <w:br/>
       </w:r>
       <w:r>
-        <w:t>适用领域：团队协作、办公自动化、AI助手开发</w:t>
+        <w:t>适用领域：团队协作、客户服务、办公自动化</w:t>
         <w:br/>
       </w:r>
       <w:r>
-        <w:t>对新手有什么帮助：适合想了解AI如何融入日常工作的新手，能直接帮你节省沟通时间，提升效率。</w:t>
+        <w:t>对新手有什么帮助：你可以用它来减轻重复工作，学习如何将AI集成到日常工具中，提升效率。</w:t>
         <w:br/>
       </w:r>
       <w:r>
@@ -94,28 +94,28 @@
         <w:pStyle w:val="Heading2"/>
       </w:pPr>
       <w:r>
-        <w:t>3. feder-cr/dots  ⭐ 2,606</w:t>
+        <w:t>3. feder-cr/dots  ⭐ 2,608</w:t>
       </w:r>
     </w:p>
     <w:p>
       <w:r>
-        <w:t>语言：Python ｜ Stars：2,606 ｜ Forks：437</w:t>
+        <w:t>语言：Python ｜ Stars：2,608 ｜ Forks：437</w:t>
         <w:br/>
       </w:r>
       <w:r>
-        <w:t>这是什么：这是一个开源的网页AI代理，它自带浏览器，能自动上网操作，而且不容易被网站屏蔽。你可以让它帮你完成各种网页任务。</w:t>
+        <w:t>这是什么：这是一个自带浏览器的AI代理，能自动上网执行任务，而且不容易被网站屏蔽。它用Python编写，可以模拟人类操作浏览器。</w:t>
         <w:br/>
       </w:r>
       <w:r>
-        <w:t>能用来做什么：比如自动填写表单、抓取数据，或者模拟用户操作进行测试。</w:t>
+        <w:t>能用来做什么：可以用它自动抓取网页数据、填写表单、监控价格，或者进行自动化测试。</w:t>
         <w:br/>
       </w:r>
       <w:r>
-        <w:t>适用领域：网页自动化、数据采集、AI代理开发</w:t>
+        <w:t>适用领域：网页自动化、数据采集、网络爬虫</w:t>
         <w:br/>
       </w:r>
       <w:r>
-        <w:t>对新手有什么帮助：适合想学习网页自动化的新手，无需编程就能让AI帮你完成重复的网页操作。</w:t>
+        <w:t>对新手有什么帮助：适合想学习自动化操作网页的新手，无需深入编程就能让AI帮你完成重复的网页任务。</w:t>
         <w:br/>
       </w:r>
       <w:r>
@@ -127,28 +127,28 @@
         <w:pStyle w:val="Heading2"/>
       </w:pPr>
       <w:r>
-        <w:t>4. nanaism/yomiyasu  ⭐ 1,432</w:t>
+        <w:t>4. nanaism/yomiyasu  ⭐ 1,437</w:t>
       </w:r>
     </w:p>
     <w:p>
       <w:r>
-        <w:t>语言：Python ｜ Stars：1,432 ｜ Forks：32</w:t>
+        <w:t>语言：Python ｜ Stars：1,437 ｜ Forks：32</w:t>
         <w:br/>
       </w:r>
       <w:r>
-        <w:t>这是什么：这是一个AI代理技能，专门把AI生成的日语修改成更自然、更地道的日语。它就像一位日语老师，帮你润色文字。</w:t>
+        <w:t>这是什么：这是一个AI技能，专门把AI生成的日语修改成更自然、更地道的日语。它用Python实现，能识别并修正生硬的表达。</w:t>
         <w:br/>
       </w:r>
       <w:r>
-        <w:t>能用来做什么：你可以用它来优化AI写的日语邮件、文章或对话，让表达更流畅。</w:t>
+        <w:t>能用来做什么：适合日语写作者、翻译人员，或者任何需要让AI生成的日语文本更流畅的人。</w:t>
         <w:br/>
       </w:r>
       <w:r>
-        <w:t>适用领域：日语学习、文本润色、AI内容优化</w:t>
+        <w:t>适用领域：日语写作、翻译校对、内容创作</w:t>
         <w:br/>
       </w:r>
       <w:r>
-        <w:t>对新手有什么帮助：适合学习日语或需要写日语的新手，能快速提升你的日语表达质量。</w:t>
+        <w:t>对新手有什么帮助：如果你在用AI写日语但觉得不够自然，这个工具能帮你快速提升文本质量，同时学习地道的日语表达。</w:t>
         <w:br/>
       </w:r>
       <w:r>
@@ -160,28 +160,28 @@
         <w:pStyle w:val="Heading2"/>
       </w:pPr>
       <w:r>
-        <w:t>5. wy51ai/floorplan-3d  ⭐ 1,402</w:t>
+        <w:t>5. wy51ai/floorplan-3d  ⭐ 1,404</w:t>
       </w:r>
     </w:p>
     <w:p>
       <w:r>
-        <w:t>语言：HTML ｜ Stars：1,402 ｜ Forks：287</w:t>
+        <w:t>语言：HTML ｜ Stars：1,404 ｜ Forks：288</w:t>
         <w:br/>
       </w:r>
       <w:r>
-        <w:t>这是什么：这是一个将平面户型图转换成3D模型的开源项目。你可以上传户型图，它就能生成可交互的3D视图。</w:t>
+        <w:t>这是什么：这是一个用HTML做的3D户型图展示工具，可以把平面的房屋设计图变成可以旋转、缩放的3D模型。</w:t>
         <w:br/>
       </w:r>
       <w:r>
-        <w:t>能用来做什么：用于房产展示、室内设计预览，或者自己规划房间布局。</w:t>
+        <w:t>能用来做什么：适合房产展示、室内设计预览，或者自己规划房间布局。</w:t>
         <w:br/>
       </w:r>
       <w:r>
-        <w:t>适用领域：室内设计、房地产、3D可视化</w:t>
+        <w:t>适用领域：房地产、室内设计、3D可视化</w:t>
         <w:br/>
       </w:r>
       <w:r>
-        <w:t>对新手有什么帮助：适合对3D设计感兴趣的新手，能直观地看到户型立体效果，方便规划空间。</w:t>
+        <w:t>对新手有什么帮助：即使不懂3D建模，也能通过简单操作看到房屋的立体效果，方便理解空间结构。</w:t>
         <w:br/>
       </w:r>
       <w:r>
@@ -212,7 +212,7 @@
         <w:t>Homa: The end of TCP for AI clusters [video]</w:t>
       </w:r>
       <w:r>
-        <w:t>（👍 68）</w:t>
+        <w:t>（👍 70）</w:t>
       </w:r>
       <w:r>
         <w:br/>
@@ -220,7 +220,7 @@
       </w:r>
       <w:r>
         <w:br/>
-        <w:t>摘要：Homa 是一种面向 AI 集群的新型传输协议，旨在替代 TCP 以解决大规模分布式训练中的网络瓶颈问题。视频介绍了其设计思路和性能优势，值得关注是因为 AI 训练对网络延迟和吞吐的要求已远超传统 TCP 的适应能力。</w:t>
+        <w:t>摘要：该视频介绍了Homa协议，旨在替代AI集群中的TCP，通过优化网络传输来提升分布式训练的效率和可扩展性。对于构建大规模AI基础设施的团队来说，这可能是一个重要的技术革新方向。</w:t>
       </w:r>
     </w:p>
     <w:p>
@@ -231,7 +231,7 @@
         <w:t>"Torturing" LLMs in a Robot Prison Has Triggered the Dumbest Debate in AI Yet</w:t>
       </w:r>
       <w:r>
-        <w:t>（👍 44）</w:t>
+        <w:t>（👍 46）</w:t>
       </w:r>
       <w:r>
         <w:br/>
@@ -239,7 +239,7 @@
       </w:r>
       <w:r>
         <w:br/>
-        <w:t>摘要：文章讨论了一个将 LLM 置于'机器人监狱'中进行'折磨'的实验，引发了关于 AI 伦理和模型行为的最愚蠢争论。这反映了当前 AI 社区在拟人化模型与严肃安全研究之间的边界模糊问题。</w:t>
+        <w:t>摘要：文章讨论了在机器人监狱中“折磨”大语言模型所引发的争议，批评了当前AI伦理讨论中一些肤浅和情绪化的观点。这反映了AI社区对伦理辩论质量的担忧，以及如何正确评估AI系统行为的挑战。</w:t>
       </w:r>
     </w:p>
     <w:p>
@@ -263,7 +263,7 @@
       </w:r>
       <w:r>
         <w:br/>
-        <w:t>摘要：报道称马斯克在 AI 算力硬件合作上更倾向于中国制造，可能涉及特斯拉或 xAI 的供应链选择。这值得关注是因为在中美科技竞争背景下，顶级 AI 项目对中国硬件的依赖凸显了全球算力供应链的现实格局。</w:t>
+        <w:t>摘要：量子位报道了马斯克在AI算力硬件合作上更倾向于中国制造，可能涉及特斯拉或xAI的供应链选择。这凸显了中国在AI硬件制造领域的竞争力，以及全球AI算力布局的地缘政治因素。</w:t>
       </w:r>
     </w:p>
     <w:p>
@@ -287,7 +287,7 @@
       </w:r>
       <w:r>
         <w:br/>
-        <w:t>摘要：八卦新闻：马斯克与 Neuralink 女高管分手，对方公开私信澄清并非试管生育而是真爱。这条与 AI 技术无关，属于名人私生活话题，出现在 AI 资讯聚合中可能只是流量驱动。</w:t>
+        <w:t>摘要：新智元报道了马斯克与Neuralink女高管的分手新闻，并公开私信澄清不是试管而是真爱。这属于科技领袖的私人生活八卦，但因其与马斯克和Neuralink的关联而受到关注。</w:t>
       </w:r>
     </w:p>
     <w:sectPr>
